--- a/Science Books/QED Course/Lesson 24 Fields as Dynamical Systems.docx
+++ b/Science Books/QED Course/Lesson 24 Fields as Dynamical Systems.docx
@@ -966,8 +966,114 @@
       <m:oMathPara>
         <m:oMath>
           <m:r>
-            <m:t xml:space="preserve">L = Σₙ [ (1/2) m q̇ₙ² − (1/2) κ (qₙ₊₁ − qₙ)² ]</m:t>
+            <m:t xml:space="preserve">L</m:t>
           </m:r>
+          <m:r>
+            <m:t xml:space="preserve">=</m:t>
+          </m:r>
+          <m:r>
+            <m:t xml:space="preserve">Σₙ</m:t>
+          </m:r>
+          <m:r>
+            <m:t xml:space="preserve"> </m:t>
+          </m:r>
+          <m:d>
+            <m:dPr>
+              <m:begChr m:val="["/>
+              <m:endChr m:val="]"/>
+            </m:dPr>
+            <m:e>
+              <m:f>
+                <m:num>
+                  <m:r>
+                    <m:t xml:space="preserve">1</m:t>
+                  </m:r>
+                </m:num>
+                <m:den>
+                  <m:r>
+                    <m:t xml:space="preserve">2</m:t>
+                  </m:r>
+                </m:den>
+              </m:f>
+              <m:r>
+                <m:t xml:space="preserve"> </m:t>
+              </m:r>
+              <m:r>
+                <m:t xml:space="preserve">m</m:t>
+              </m:r>
+              <m:r>
+                <m:t xml:space="preserve"> </m:t>
+              </m:r>
+              <m:sSup>
+                <m:e>
+                  <m:r>
+                    <m:t xml:space="preserve">q̇ₙ</m:t>
+                  </m:r>
+                </m:e>
+                <m:sup>
+                  <m:r>
+                    <m:t xml:space="preserve">2</m:t>
+                  </m:r>
+                </m:sup>
+              </m:sSup>
+              <m:r>
+                <m:t xml:space="preserve">−</m:t>
+              </m:r>
+              <m:f>
+                <m:num>
+                  <m:r>
+                    <m:t xml:space="preserve">1</m:t>
+                  </m:r>
+                </m:num>
+                <m:den>
+                  <m:r>
+                    <m:t xml:space="preserve">2</m:t>
+                  </m:r>
+                </m:den>
+              </m:f>
+              <m:r>
+                <m:t xml:space="preserve"> </m:t>
+              </m:r>
+              <m:r>
+                <m:t xml:space="preserve">κ</m:t>
+              </m:r>
+              <m:r>
+                <m:t xml:space="preserve"> </m:t>
+              </m:r>
+              <m:sSup>
+                <m:e>
+                  <m:d>
+                    <m:dPr/>
+                    <m:e>
+                      <m:sSub>
+                        <m:e>
+                          <m:r>
+                            <m:t xml:space="preserve">qₙ₊</m:t>
+                          </m:r>
+                        </m:e>
+                        <m:sub>
+                          <m:r>
+                            <m:t xml:space="preserve">1</m:t>
+                          </m:r>
+                        </m:sub>
+                      </m:sSub>
+                      <m:r>
+                        <m:t xml:space="preserve">−</m:t>
+                      </m:r>
+                      <m:r>
+                        <m:t xml:space="preserve">qₙ</m:t>
+                      </m:r>
+                    </m:e>
+                  </m:d>
+                </m:e>
+                <m:sup>
+                  <m:r>
+                    <m:t xml:space="preserve">2</m:t>
+                  </m:r>
+                </m:sup>
+              </m:sSup>
+            </m:e>
+          </m:d>
         </m:oMath>
       </m:oMathPara>
     </w:p>
@@ -983,9 +1089,150 @@
       </w:pPr>
       <m:oMathPara>
         <m:oMath>
+          <m:f>
+            <m:num>
+              <m:r>
+                <m:t xml:space="preserve">∂L</m:t>
+              </m:r>
+            </m:num>
+            <m:den>
+              <m:r>
+                <m:t xml:space="preserve">∂q̇ₙ</m:t>
+              </m:r>
+            </m:den>
+          </m:f>
           <m:r>
-            <m:t xml:space="preserve">∂L/∂q̇ₙ = m q̇ₙ,    ∂L/∂qₙ = −κ(qₙ − qₙ₋₁) + κ(qₙ₊₁ − qₙ) = κ(qₙ₊₁ − 2qₙ + qₙ₋₁)</m:t>
+            <m:t xml:space="preserve">=</m:t>
           </m:r>
+          <m:r>
+            <m:t xml:space="preserve">m</m:t>
+          </m:r>
+          <m:r>
+            <m:t xml:space="preserve"> </m:t>
+          </m:r>
+          <m:r>
+            <m:t xml:space="preserve">q̇ₙ</m:t>
+          </m:r>
+          <m:r>
+            <m:t xml:space="preserve">,</m:t>
+          </m:r>
+          <m:f>
+            <m:num>
+              <m:r>
+                <m:t xml:space="preserve">∂L</m:t>
+              </m:r>
+            </m:num>
+            <m:den>
+              <m:r>
+                <m:t xml:space="preserve">∂qₙ</m:t>
+              </m:r>
+            </m:den>
+          </m:f>
+          <m:r>
+            <m:t xml:space="preserve">=</m:t>
+          </m:r>
+          <m:r>
+            <m:t xml:space="preserve">−</m:t>
+          </m:r>
+          <m:r>
+            <m:t xml:space="preserve">κ</m:t>
+          </m:r>
+          <m:d>
+            <m:dPr/>
+            <m:e>
+              <m:r>
+                <m:t xml:space="preserve">qₙ</m:t>
+              </m:r>
+              <m:r>
+                <m:t xml:space="preserve">−</m:t>
+              </m:r>
+              <m:sSub>
+                <m:e>
+                  <m:r>
+                    <m:t xml:space="preserve">qₙ₋</m:t>
+                  </m:r>
+                </m:e>
+                <m:sub>
+                  <m:r>
+                    <m:t xml:space="preserve">1</m:t>
+                  </m:r>
+                </m:sub>
+              </m:sSub>
+            </m:e>
+          </m:d>
+          <m:r>
+            <m:t xml:space="preserve">+</m:t>
+          </m:r>
+          <m:r>
+            <m:t xml:space="preserve">κ</m:t>
+          </m:r>
+          <m:d>
+            <m:dPr/>
+            <m:e>
+              <m:sSub>
+                <m:e>
+                  <m:r>
+                    <m:t xml:space="preserve">qₙ₊</m:t>
+                  </m:r>
+                </m:e>
+                <m:sub>
+                  <m:r>
+                    <m:t xml:space="preserve">1</m:t>
+                  </m:r>
+                </m:sub>
+              </m:sSub>
+              <m:r>
+                <m:t xml:space="preserve">−</m:t>
+              </m:r>
+              <m:r>
+                <m:t xml:space="preserve">qₙ</m:t>
+              </m:r>
+            </m:e>
+          </m:d>
+          <m:r>
+            <m:t xml:space="preserve">=</m:t>
+          </m:r>
+          <m:r>
+            <m:t xml:space="preserve">κ</m:t>
+          </m:r>
+          <m:d>
+            <m:dPr/>
+            <m:e>
+              <m:sSub>
+                <m:e>
+                  <m:r>
+                    <m:t xml:space="preserve">qₙ₊</m:t>
+                  </m:r>
+                </m:e>
+                <m:sub>
+                  <m:r>
+                    <m:t xml:space="preserve">1</m:t>
+                  </m:r>
+                </m:sub>
+              </m:sSub>
+              <m:r>
+                <m:t xml:space="preserve">−</m:t>
+              </m:r>
+              <m:r>
+                <m:t xml:space="preserve">2qₙ</m:t>
+              </m:r>
+              <m:r>
+                <m:t xml:space="preserve">+</m:t>
+              </m:r>
+              <m:sSub>
+                <m:e>
+                  <m:r>
+                    <m:t xml:space="preserve">qₙ₋</m:t>
+                  </m:r>
+                </m:e>
+                <m:sub>
+                  <m:r>
+                    <m:t xml:space="preserve">1</m:t>
+                  </m:r>
+                </m:sub>
+              </m:sSub>
+            </m:e>
+          </m:d>
         </m:oMath>
       </m:oMathPara>
     </w:p>
@@ -1014,9 +1261,162 @@
       </w:pPr>
       <m:oMathPara>
         <m:oMath>
+          <m:f>
+            <m:num>
+              <m:r>
+                <m:t xml:space="preserve">1</m:t>
+              </m:r>
+            </m:num>
+            <m:den>
+              <m:r>
+                <m:t xml:space="preserve">2</m:t>
+              </m:r>
+            </m:den>
+          </m:f>
           <m:r>
-            <m:t xml:space="preserve">(1/2) κ (qₙ₊₁ − qₙ)² = (1/2) κ a² (φ′)² = (1/2) T a (φ′)²</m:t>
+            <m:t xml:space="preserve"> </m:t>
           </m:r>
+          <m:r>
+            <m:t xml:space="preserve">κ</m:t>
+          </m:r>
+          <m:r>
+            <m:t xml:space="preserve"> </m:t>
+          </m:r>
+          <m:sSup>
+            <m:e>
+              <m:d>
+                <m:dPr/>
+                <m:e>
+                  <m:sSub>
+                    <m:e>
+                      <m:r>
+                        <m:t xml:space="preserve">qₙ₊</m:t>
+                      </m:r>
+                    </m:e>
+                    <m:sub>
+                      <m:r>
+                        <m:t xml:space="preserve">1</m:t>
+                      </m:r>
+                    </m:sub>
+                  </m:sSub>
+                  <m:r>
+                    <m:t xml:space="preserve">−</m:t>
+                  </m:r>
+                  <m:r>
+                    <m:t xml:space="preserve">qₙ</m:t>
+                  </m:r>
+                </m:e>
+              </m:d>
+            </m:e>
+            <m:sup>
+              <m:r>
+                <m:t xml:space="preserve">2</m:t>
+              </m:r>
+            </m:sup>
+          </m:sSup>
+          <m:r>
+            <m:t xml:space="preserve">=</m:t>
+          </m:r>
+          <m:f>
+            <m:num>
+              <m:r>
+                <m:t xml:space="preserve">1</m:t>
+              </m:r>
+            </m:num>
+            <m:den>
+              <m:r>
+                <m:t xml:space="preserve">2</m:t>
+              </m:r>
+            </m:den>
+          </m:f>
+          <m:r>
+            <m:t xml:space="preserve"> </m:t>
+          </m:r>
+          <m:r>
+            <m:t xml:space="preserve">κ</m:t>
+          </m:r>
+          <m:r>
+            <m:t xml:space="preserve"> </m:t>
+          </m:r>
+          <m:sSup>
+            <m:e>
+              <m:r>
+                <m:t xml:space="preserve">a</m:t>
+              </m:r>
+            </m:e>
+            <m:sup>
+              <m:r>
+                <m:t xml:space="preserve">2</m:t>
+              </m:r>
+            </m:sup>
+          </m:sSup>
+          <m:r>
+            <m:t xml:space="preserve"> </m:t>
+          </m:r>
+          <m:sSup>
+            <m:e>
+              <m:d>
+                <m:dPr/>
+                <m:e>
+                  <m:r>
+                    <m:t xml:space="preserve">φ′</m:t>
+                  </m:r>
+                </m:e>
+              </m:d>
+            </m:e>
+            <m:sup>
+              <m:r>
+                <m:t xml:space="preserve">2</m:t>
+              </m:r>
+            </m:sup>
+          </m:sSup>
+          <m:r>
+            <m:t xml:space="preserve">=</m:t>
+          </m:r>
+          <m:f>
+            <m:num>
+              <m:r>
+                <m:t xml:space="preserve">1</m:t>
+              </m:r>
+            </m:num>
+            <m:den>
+              <m:r>
+                <m:t xml:space="preserve">2</m:t>
+              </m:r>
+            </m:den>
+          </m:f>
+          <m:r>
+            <m:t xml:space="preserve"> </m:t>
+          </m:r>
+          <m:r>
+            <m:t xml:space="preserve">T</m:t>
+          </m:r>
+          <m:r>
+            <m:t xml:space="preserve"> </m:t>
+          </m:r>
+          <m:r>
+            <m:t xml:space="preserve">a</m:t>
+          </m:r>
+          <m:r>
+            <m:t xml:space="preserve"> </m:t>
+          </m:r>
+          <m:sSup>
+            <m:e>
+              <m:d>
+                <m:dPr/>
+                <m:e>
+                  <m:r>
+                    <m:t xml:space="preserve">φ′</m:t>
+                  </m:r>
+                </m:e>
+              </m:d>
+            </m:e>
+            <m:sup>
+              <m:r>
+                <m:t xml:space="preserve">2</m:t>
+              </m:r>
+            </m:sup>
+          </m:sSup>
         </m:oMath>
       </m:oMathPara>
     </w:p>
@@ -1033,8 +1433,109 @@
       <m:oMathPara>
         <m:oMath>
           <m:r>
-            <m:t xml:space="preserve">L = ∫ dx ℒ,    ℒ = (1/2) μ φ̇² − (1/2) T (φ′)²</m:t>
+            <m:t xml:space="preserve">L</m:t>
           </m:r>
+          <m:r>
+            <m:t xml:space="preserve">=</m:t>
+          </m:r>
+          <m:r>
+            <m:t xml:space="preserve">∫</m:t>
+          </m:r>
+          <m:r>
+            <m:t xml:space="preserve"> </m:t>
+          </m:r>
+          <m:r>
+            <m:t xml:space="preserve">dx</m:t>
+          </m:r>
+          <m:r>
+            <m:t xml:space="preserve"> </m:t>
+          </m:r>
+          <m:r>
+            <m:t xml:space="preserve">ℒ</m:t>
+          </m:r>
+          <m:r>
+            <m:t xml:space="preserve">,</m:t>
+          </m:r>
+          <m:r>
+            <m:t xml:space="preserve">ℒ</m:t>
+          </m:r>
+          <m:r>
+            <m:t xml:space="preserve">=</m:t>
+          </m:r>
+          <m:f>
+            <m:num>
+              <m:r>
+                <m:t xml:space="preserve">1</m:t>
+              </m:r>
+            </m:num>
+            <m:den>
+              <m:r>
+                <m:t xml:space="preserve">2</m:t>
+              </m:r>
+            </m:den>
+          </m:f>
+          <m:r>
+            <m:t xml:space="preserve"> </m:t>
+          </m:r>
+          <m:r>
+            <m:t xml:space="preserve">μ</m:t>
+          </m:r>
+          <m:r>
+            <m:t xml:space="preserve"> </m:t>
+          </m:r>
+          <m:sSup>
+            <m:e>
+              <m:r>
+                <m:t xml:space="preserve">φ̇</m:t>
+              </m:r>
+            </m:e>
+            <m:sup>
+              <m:r>
+                <m:t xml:space="preserve">2</m:t>
+              </m:r>
+            </m:sup>
+          </m:sSup>
+          <m:r>
+            <m:t xml:space="preserve">−</m:t>
+          </m:r>
+          <m:f>
+            <m:num>
+              <m:r>
+                <m:t xml:space="preserve">1</m:t>
+              </m:r>
+            </m:num>
+            <m:den>
+              <m:r>
+                <m:t xml:space="preserve">2</m:t>
+              </m:r>
+            </m:den>
+          </m:f>
+          <m:r>
+            <m:t xml:space="preserve"> </m:t>
+          </m:r>
+          <m:r>
+            <m:t xml:space="preserve">T</m:t>
+          </m:r>
+          <m:r>
+            <m:t xml:space="preserve"> </m:t>
+          </m:r>
+          <m:sSup>
+            <m:e>
+              <m:d>
+                <m:dPr/>
+                <m:e>
+                  <m:r>
+                    <m:t xml:space="preserve">φ′</m:t>
+                  </m:r>
+                </m:e>
+              </m:d>
+            </m:e>
+            <m:sup>
+              <m:r>
+                <m:t xml:space="preserve">2</m:t>
+              </m:r>
+            </m:sup>
+          </m:sSup>
         </m:oMath>
       </m:oMathPara>
     </w:p>
@@ -1077,8 +1578,129 @@
       <m:oMathPara>
         <m:oMath>
           <m:r>
-            <m:t xml:space="preserve">ℒ = (1/2)(φ̇² − φ′²) = (1/2) ∂_μφ ∂^μφ  (one space dimension)</m:t>
+            <m:t xml:space="preserve">ℒ</m:t>
           </m:r>
+          <m:r>
+            <m:t xml:space="preserve">=</m:t>
+          </m:r>
+          <m:f>
+            <m:num>
+              <m:r>
+                <m:t xml:space="preserve">1</m:t>
+              </m:r>
+            </m:num>
+            <m:den>
+              <m:r>
+                <m:t xml:space="preserve">2</m:t>
+              </m:r>
+            </m:den>
+          </m:f>
+          <m:d>
+            <m:dPr/>
+            <m:e>
+              <m:sSup>
+                <m:e>
+                  <m:r>
+                    <m:t xml:space="preserve">φ̇</m:t>
+                  </m:r>
+                </m:e>
+                <m:sup>
+                  <m:r>
+                    <m:t xml:space="preserve">2</m:t>
+                  </m:r>
+                </m:sup>
+              </m:sSup>
+              <m:r>
+                <m:t xml:space="preserve">−</m:t>
+              </m:r>
+              <m:sSup>
+                <m:e>
+                  <m:r>
+                    <m:t xml:space="preserve">φ′</m:t>
+                  </m:r>
+                </m:e>
+                <m:sup>
+                  <m:r>
+                    <m:t xml:space="preserve">2</m:t>
+                  </m:r>
+                </m:sup>
+              </m:sSup>
+            </m:e>
+          </m:d>
+          <m:r>
+            <m:t xml:space="preserve">=</m:t>
+          </m:r>
+          <m:f>
+            <m:num>
+              <m:r>
+                <m:t xml:space="preserve">1</m:t>
+              </m:r>
+            </m:num>
+            <m:den>
+              <m:r>
+                <m:t xml:space="preserve">2</m:t>
+              </m:r>
+            </m:den>
+          </m:f>
+          <m:r>
+            <m:t xml:space="preserve"> </m:t>
+          </m:r>
+          <m:sSub>
+            <m:e>
+              <m:r>
+                <m:t xml:space="preserve">∂</m:t>
+              </m:r>
+            </m:e>
+            <m:sub>
+              <m:r>
+                <m:t xml:space="preserve">μ</m:t>
+              </m:r>
+            </m:sub>
+          </m:sSub>
+          <m:r>
+            <m:t xml:space="preserve">φ</m:t>
+          </m:r>
+          <m:r>
+            <m:t xml:space="preserve"> </m:t>
+          </m:r>
+          <m:sSup>
+            <m:e>
+              <m:r>
+                <m:t xml:space="preserve">∂</m:t>
+              </m:r>
+            </m:e>
+            <m:sup>
+              <m:r>
+                <m:t xml:space="preserve">μ</m:t>
+              </m:r>
+            </m:sup>
+          </m:sSup>
+          <m:r>
+            <m:t xml:space="preserve">φ</m:t>
+          </m:r>
+          <m:r>
+            <m:t xml:space="preserve"> </m:t>
+          </m:r>
+          <m:d>
+            <m:dPr/>
+            <m:e>
+              <m:r>
+                <m:t xml:space="preserve">one</m:t>
+              </m:r>
+              <m:r>
+                <m:t xml:space="preserve"> </m:t>
+              </m:r>
+              <m:r>
+                <m:t xml:space="preserve">space</m:t>
+              </m:r>
+              <m:r>
+                <m:t xml:space="preserve"> </m:t>
+              </m:r>
+              <m:r>
+                <m:t xml:space="preserve">dimension</m:t>
+              </m:r>
+            </m:e>
+          </m:d>
         </m:oMath>
       </m:oMathPara>
     </w:p>
@@ -1129,8 +1751,104 @@
       <m:oMathPara>
         <m:oMath>
           <m:r>
-            <m:t xml:space="preserve">ℒ = (1/2) ∂_μφ ∂^μφ − (1/2) m² φ²</m:t>
+            <m:t xml:space="preserve">ℒ</m:t>
           </m:r>
+          <m:r>
+            <m:t xml:space="preserve">=</m:t>
+          </m:r>
+          <m:f>
+            <m:num>
+              <m:r>
+                <m:t xml:space="preserve">1</m:t>
+              </m:r>
+            </m:num>
+            <m:den>
+              <m:r>
+                <m:t xml:space="preserve">2</m:t>
+              </m:r>
+            </m:den>
+          </m:f>
+          <m:r>
+            <m:t xml:space="preserve"> </m:t>
+          </m:r>
+          <m:sSub>
+            <m:e>
+              <m:r>
+                <m:t xml:space="preserve">∂</m:t>
+              </m:r>
+            </m:e>
+            <m:sub>
+              <m:r>
+                <m:t xml:space="preserve">μ</m:t>
+              </m:r>
+            </m:sub>
+          </m:sSub>
+          <m:r>
+            <m:t xml:space="preserve">φ</m:t>
+          </m:r>
+          <m:r>
+            <m:t xml:space="preserve"> </m:t>
+          </m:r>
+          <m:sSup>
+            <m:e>
+              <m:r>
+                <m:t xml:space="preserve">∂</m:t>
+              </m:r>
+            </m:e>
+            <m:sup>
+              <m:r>
+                <m:t xml:space="preserve">μ</m:t>
+              </m:r>
+            </m:sup>
+          </m:sSup>
+          <m:r>
+            <m:t xml:space="preserve">φ</m:t>
+          </m:r>
+          <m:r>
+            <m:t xml:space="preserve">−</m:t>
+          </m:r>
+          <m:f>
+            <m:num>
+              <m:r>
+                <m:t xml:space="preserve">1</m:t>
+              </m:r>
+            </m:num>
+            <m:den>
+              <m:r>
+                <m:t xml:space="preserve">2</m:t>
+              </m:r>
+            </m:den>
+          </m:f>
+          <m:r>
+            <m:t xml:space="preserve"> </m:t>
+          </m:r>
+          <m:sSup>
+            <m:e>
+              <m:r>
+                <m:t xml:space="preserve">m</m:t>
+              </m:r>
+            </m:e>
+            <m:sup>
+              <m:r>
+                <m:t xml:space="preserve">2</m:t>
+              </m:r>
+            </m:sup>
+          </m:sSup>
+          <m:r>
+            <m:t xml:space="preserve"> </m:t>
+          </m:r>
+          <m:sSup>
+            <m:e>
+              <m:r>
+                <m:t xml:space="preserve">φ</m:t>
+              </m:r>
+            </m:e>
+            <m:sup>
+              <m:r>
+                <m:t xml:space="preserve">2</m:t>
+              </m:r>
+            </m:sup>
+          </m:sSup>
         </m:oMath>
       </m:oMathPara>
     </w:p>
@@ -1186,8 +1904,76 @@
       <m:oMathPara>
         <m:oMath>
           <m:r>
-            <m:t xml:space="preserve">φ′(x′) = φ(x),   equivalently  φ′(x) = φ(Λ⁻¹x)</m:t>
+            <m:t xml:space="preserve">φ′</m:t>
           </m:r>
+          <m:d>
+            <m:dPr/>
+            <m:e>
+              <m:r>
+                <m:t xml:space="preserve">x′</m:t>
+              </m:r>
+            </m:e>
+          </m:d>
+          <m:r>
+            <m:t xml:space="preserve">=</m:t>
+          </m:r>
+          <m:r>
+            <m:t xml:space="preserve">φ</m:t>
+          </m:r>
+          <m:d>
+            <m:dPr/>
+            <m:e>
+              <m:r>
+                <m:t xml:space="preserve">x</m:t>
+              </m:r>
+            </m:e>
+          </m:d>
+          <m:r>
+            <m:t xml:space="preserve">,</m:t>
+          </m:r>
+          <m:r>
+            <m:t xml:space="preserve">equivalently</m:t>
+          </m:r>
+          <m:r>
+            <m:t xml:space="preserve"> </m:t>
+          </m:r>
+          <m:r>
+            <m:t xml:space="preserve">φ′</m:t>
+          </m:r>
+          <m:d>
+            <m:dPr/>
+            <m:e>
+              <m:r>
+                <m:t xml:space="preserve">x</m:t>
+              </m:r>
+            </m:e>
+          </m:d>
+          <m:r>
+            <m:t xml:space="preserve">=</m:t>
+          </m:r>
+          <m:r>
+            <m:t xml:space="preserve">φ</m:t>
+          </m:r>
+          <m:d>
+            <m:dPr/>
+            <m:e>
+              <m:sSup>
+                <m:e>
+                  <m:r>
+                    <m:t xml:space="preserve">Λ</m:t>
+                  </m:r>
+                </m:e>
+                <m:sup>
+                  <m:r>
+                    <m:t xml:space="preserve">−1</m:t>
+                  </m:r>
+                </m:sup>
+              </m:sSup>
+              <m:r>
+                <m:t xml:space="preserve">x</m:t>
+              </m:r>
+            </m:e>
+          </m:d>
         </m:oMath>
       </m:oMathPara>
     </w:p>
@@ -1238,8 +2024,84 @@
       <m:oMathPara>
         <m:oMath>
           <m:r>
-            <m:t xml:space="preserve">φ(x, t) = Σ_k q_k(t) e^(ikx)/√L</m:t>
+            <m:t xml:space="preserve">φ</m:t>
           </m:r>
+          <m:d>
+            <m:dPr/>
+            <m:e>
+              <m:r>
+                <m:t xml:space="preserve">x</m:t>
+              </m:r>
+              <m:r>
+                <m:t xml:space="preserve">,</m:t>
+              </m:r>
+              <m:r>
+                <m:t xml:space="preserve">t</m:t>
+              </m:r>
+            </m:e>
+          </m:d>
+          <m:r>
+            <m:t xml:space="preserve">=</m:t>
+          </m:r>
+          <m:sSub>
+            <m:e>
+              <m:r>
+                <m:t xml:space="preserve">Σ</m:t>
+              </m:r>
+            </m:e>
+            <m:sub>
+              <m:r>
+                <m:t xml:space="preserve">k</m:t>
+              </m:r>
+            </m:sub>
+          </m:sSub>
+          <m:r>
+            <m:t xml:space="preserve"> </m:t>
+          </m:r>
+          <m:sSub>
+            <m:e>
+              <m:r>
+                <m:t xml:space="preserve">q</m:t>
+              </m:r>
+            </m:e>
+            <m:sub>
+              <m:r>
+                <m:t xml:space="preserve">k</m:t>
+              </m:r>
+            </m:sub>
+          </m:sSub>
+          <m:d>
+            <m:dPr/>
+            <m:e>
+              <m:r>
+                <m:t xml:space="preserve">t</m:t>
+              </m:r>
+            </m:e>
+          </m:d>
+          <m:r>
+            <m:t xml:space="preserve"> </m:t>
+          </m:r>
+          <m:f>
+            <m:num>
+              <m:sSup>
+                <m:e>
+                  <m:r>
+                    <m:t xml:space="preserve">e</m:t>
+                  </m:r>
+                </m:e>
+                <m:sup>
+                  <m:r>
+                    <m:t xml:space="preserve">ikx</m:t>
+                  </m:r>
+                </m:sup>
+              </m:sSup>
+            </m:num>
+            <m:den>
+              <m:r>
+                <m:t xml:space="preserve">√L</m:t>
+              </m:r>
+            </m:den>
+          </m:f>
         </m:oMath>
       </m:oMathPara>
     </w:p>
@@ -1268,8 +2130,120 @@
       </w:pPr>
       <m:oMathPara>
         <m:oMath>
+          <m:sSub>
+            <m:e>
+              <m:r>
+                <m:t xml:space="preserve">Σ</m:t>
+              </m:r>
+            </m:e>
+            <m:sub>
+              <m:r>
+                <m:t xml:space="preserve">k</m:t>
+              </m:r>
+            </m:sub>
+          </m:sSub>
           <m:r>
-            <m:t xml:space="preserve">Σ_k [ q̈_k + (k² + m²) q_k ] e^(ikx)/√L = 0</m:t>
+            <m:t xml:space="preserve"> </m:t>
+          </m:r>
+          <m:d>
+            <m:dPr>
+              <m:begChr m:val="["/>
+              <m:endChr m:val="]"/>
+            </m:dPr>
+            <m:e>
+              <m:sSub>
+                <m:e>
+                  <m:r>
+                    <m:t xml:space="preserve">q̈</m:t>
+                  </m:r>
+                </m:e>
+                <m:sub>
+                  <m:r>
+                    <m:t xml:space="preserve">k</m:t>
+                  </m:r>
+                </m:sub>
+              </m:sSub>
+              <m:r>
+                <m:t xml:space="preserve">+</m:t>
+              </m:r>
+              <m:d>
+                <m:dPr/>
+                <m:e>
+                  <m:sSup>
+                    <m:e>
+                      <m:r>
+                        <m:t xml:space="preserve">k</m:t>
+                      </m:r>
+                    </m:e>
+                    <m:sup>
+                      <m:r>
+                        <m:t xml:space="preserve">2</m:t>
+                      </m:r>
+                    </m:sup>
+                  </m:sSup>
+                  <m:r>
+                    <m:t xml:space="preserve">+</m:t>
+                  </m:r>
+                  <m:sSup>
+                    <m:e>
+                      <m:r>
+                        <m:t xml:space="preserve">m</m:t>
+                      </m:r>
+                    </m:e>
+                    <m:sup>
+                      <m:r>
+                        <m:t xml:space="preserve">2</m:t>
+                      </m:r>
+                    </m:sup>
+                  </m:sSup>
+                </m:e>
+              </m:d>
+              <m:r>
+                <m:t xml:space="preserve"> </m:t>
+              </m:r>
+              <m:sSub>
+                <m:e>
+                  <m:r>
+                    <m:t xml:space="preserve">q</m:t>
+                  </m:r>
+                </m:e>
+                <m:sub>
+                  <m:r>
+                    <m:t xml:space="preserve">k</m:t>
+                  </m:r>
+                </m:sub>
+              </m:sSub>
+            </m:e>
+          </m:d>
+          <m:r>
+            <m:t xml:space="preserve"> </m:t>
+          </m:r>
+          <m:f>
+            <m:num>
+              <m:sSup>
+                <m:e>
+                  <m:r>
+                    <m:t xml:space="preserve">e</m:t>
+                  </m:r>
+                </m:e>
+                <m:sup>
+                  <m:r>
+                    <m:t xml:space="preserve">ikx</m:t>
+                  </m:r>
+                </m:sup>
+              </m:sSup>
+            </m:num>
+            <m:den>
+              <m:r>
+                <m:t xml:space="preserve">√L</m:t>
+              </m:r>
+            </m:den>
+          </m:f>
+          <m:r>
+            <m:t xml:space="preserve">=</m:t>
+          </m:r>
+          <m:r>
+            <m:t xml:space="preserve">0</m:t>
           </m:r>
         </m:oMath>
       </m:oMathPara>
@@ -1286,9 +2260,112 @@
       </w:pPr>
       <m:oMathPara>
         <m:oMath>
+          <m:sSub>
+            <m:e>
+              <m:r>
+                <m:t xml:space="preserve">q̈</m:t>
+              </m:r>
+            </m:e>
+            <m:sub>
+              <m:r>
+                <m:t xml:space="preserve">k</m:t>
+              </m:r>
+            </m:sub>
+          </m:sSub>
           <m:r>
-            <m:t xml:space="preserve">q̈_k + ω_k² q_k = 0,    ω_k = √(k² + m²)</m:t>
+            <m:t xml:space="preserve">+</m:t>
           </m:r>
+          <m:sSubSup>
+            <m:e>
+              <m:r>
+                <m:t xml:space="preserve">ω</m:t>
+              </m:r>
+            </m:e>
+            <m:sub>
+              <m:r>
+                <m:t xml:space="preserve">k</m:t>
+              </m:r>
+            </m:sub>
+            <m:sup>
+              <m:r>
+                <m:t xml:space="preserve">2</m:t>
+              </m:r>
+            </m:sup>
+          </m:sSubSup>
+          <m:r>
+            <m:t xml:space="preserve"> </m:t>
+          </m:r>
+          <m:sSub>
+            <m:e>
+              <m:r>
+                <m:t xml:space="preserve">q</m:t>
+              </m:r>
+            </m:e>
+            <m:sub>
+              <m:r>
+                <m:t xml:space="preserve">k</m:t>
+              </m:r>
+            </m:sub>
+          </m:sSub>
+          <m:r>
+            <m:t xml:space="preserve">=</m:t>
+          </m:r>
+          <m:r>
+            <m:t xml:space="preserve">0</m:t>
+          </m:r>
+          <m:r>
+            <m:t xml:space="preserve">,</m:t>
+          </m:r>
+          <m:sSub>
+            <m:e>
+              <m:r>
+                <m:t xml:space="preserve">ω</m:t>
+              </m:r>
+            </m:e>
+            <m:sub>
+              <m:r>
+                <m:t xml:space="preserve">k</m:t>
+              </m:r>
+            </m:sub>
+          </m:sSub>
+          <m:r>
+            <m:t xml:space="preserve">=</m:t>
+          </m:r>
+          <m:r>
+            <m:t xml:space="preserve">√</m:t>
+          </m:r>
+          <m:d>
+            <m:dPr/>
+            <m:e>
+              <m:sSup>
+                <m:e>
+                  <m:r>
+                    <m:t xml:space="preserve">k</m:t>
+                  </m:r>
+                </m:e>
+                <m:sup>
+                  <m:r>
+                    <m:t xml:space="preserve">2</m:t>
+                  </m:r>
+                </m:sup>
+              </m:sSup>
+              <m:r>
+                <m:t xml:space="preserve">+</m:t>
+              </m:r>
+              <m:sSup>
+                <m:e>
+                  <m:r>
+                    <m:t xml:space="preserve">m</m:t>
+                  </m:r>
+                </m:e>
+                <m:sup>
+                  <m:r>
+                    <m:t xml:space="preserve">2</m:t>
+                  </m:r>
+                </m:sup>
+              </m:sSup>
+            </m:e>
+          </m:d>
         </m:oMath>
       </m:oMathPara>
     </w:p>
@@ -1331,8 +2408,135 @@
       <m:oMathPara>
         <m:oMath>
           <m:r>
-            <m:t xml:space="preserve">H = ∫ dx [ (1/2) φ̇² + (1/2)(φ′)² + (1/2) m² φ² ]</m:t>
+            <m:t xml:space="preserve">H</m:t>
           </m:r>
+          <m:r>
+            <m:t xml:space="preserve">=</m:t>
+          </m:r>
+          <m:r>
+            <m:t xml:space="preserve">∫</m:t>
+          </m:r>
+          <m:r>
+            <m:t xml:space="preserve"> </m:t>
+          </m:r>
+          <m:r>
+            <m:t xml:space="preserve">dx</m:t>
+          </m:r>
+          <m:r>
+            <m:t xml:space="preserve"> </m:t>
+          </m:r>
+          <m:d>
+            <m:dPr>
+              <m:begChr m:val="["/>
+              <m:endChr m:val="]"/>
+            </m:dPr>
+            <m:e>
+              <m:f>
+                <m:num>
+                  <m:r>
+                    <m:t xml:space="preserve">1</m:t>
+                  </m:r>
+                </m:num>
+                <m:den>
+                  <m:r>
+                    <m:t xml:space="preserve">2</m:t>
+                  </m:r>
+                </m:den>
+              </m:f>
+              <m:r>
+                <m:t xml:space="preserve"> </m:t>
+              </m:r>
+              <m:sSup>
+                <m:e>
+                  <m:r>
+                    <m:t xml:space="preserve">φ̇</m:t>
+                  </m:r>
+                </m:e>
+                <m:sup>
+                  <m:r>
+                    <m:t xml:space="preserve">2</m:t>
+                  </m:r>
+                </m:sup>
+              </m:sSup>
+              <m:r>
+                <m:t xml:space="preserve">+</m:t>
+              </m:r>
+              <m:f>
+                <m:num>
+                  <m:r>
+                    <m:t xml:space="preserve">1</m:t>
+                  </m:r>
+                </m:num>
+                <m:den>
+                  <m:r>
+                    <m:t xml:space="preserve">2</m:t>
+                  </m:r>
+                </m:den>
+              </m:f>
+              <m:sSup>
+                <m:e>
+                  <m:d>
+                    <m:dPr/>
+                    <m:e>
+                      <m:r>
+                        <m:t xml:space="preserve">φ′</m:t>
+                      </m:r>
+                    </m:e>
+                  </m:d>
+                </m:e>
+                <m:sup>
+                  <m:r>
+                    <m:t xml:space="preserve">2</m:t>
+                  </m:r>
+                </m:sup>
+              </m:sSup>
+              <m:r>
+                <m:t xml:space="preserve">+</m:t>
+              </m:r>
+              <m:f>
+                <m:num>
+                  <m:r>
+                    <m:t xml:space="preserve">1</m:t>
+                  </m:r>
+                </m:num>
+                <m:den>
+                  <m:r>
+                    <m:t xml:space="preserve">2</m:t>
+                  </m:r>
+                </m:den>
+              </m:f>
+              <m:r>
+                <m:t xml:space="preserve"> </m:t>
+              </m:r>
+              <m:sSup>
+                <m:e>
+                  <m:r>
+                    <m:t xml:space="preserve">m</m:t>
+                  </m:r>
+                </m:e>
+                <m:sup>
+                  <m:r>
+                    <m:t xml:space="preserve">2</m:t>
+                  </m:r>
+                </m:sup>
+              </m:sSup>
+              <m:r>
+                <m:t xml:space="preserve"> </m:t>
+              </m:r>
+              <m:sSup>
+                <m:e>
+                  <m:r>
+                    <m:t xml:space="preserve">φ</m:t>
+                  </m:r>
+                </m:e>
+                <m:sup>
+                  <m:r>
+                    <m:t xml:space="preserve">2</m:t>
+                  </m:r>
+                </m:sup>
+              </m:sSup>
+            </m:e>
+          </m:d>
         </m:oMath>
       </m:oMathPara>
     </w:p>
@@ -1349,8 +2553,130 @@
       <m:oMathPara>
         <m:oMath>
           <m:r>
-            <m:t xml:space="preserve">H = Σ_k (1/2) [ |q̇_k|² + ω_k² |q_k|² ]</m:t>
+            <m:t xml:space="preserve">H</m:t>
           </m:r>
+          <m:r>
+            <m:t xml:space="preserve">=</m:t>
+          </m:r>
+          <m:sSub>
+            <m:e>
+              <m:r>
+                <m:t xml:space="preserve">Σ</m:t>
+              </m:r>
+            </m:e>
+            <m:sub>
+              <m:r>
+                <m:t xml:space="preserve">k</m:t>
+              </m:r>
+            </m:sub>
+          </m:sSub>
+          <m:r>
+            <m:t xml:space="preserve"> </m:t>
+          </m:r>
+          <m:f>
+            <m:num>
+              <m:r>
+                <m:t xml:space="preserve">1</m:t>
+              </m:r>
+            </m:num>
+            <m:den>
+              <m:r>
+                <m:t xml:space="preserve">2</m:t>
+              </m:r>
+            </m:den>
+          </m:f>
+          <m:r>
+            <m:t xml:space="preserve"> </m:t>
+          </m:r>
+          <m:d>
+            <m:dPr>
+              <m:begChr m:val="["/>
+              <m:endChr m:val="]"/>
+            </m:dPr>
+            <m:e>
+              <m:sSup>
+                <m:e>
+                  <m:d>
+                    <m:dPr>
+                      <m:begChr m:val="|"/>
+                      <m:endChr m:val="|"/>
+                    </m:dPr>
+                    <m:e>
+                      <m:sSub>
+                        <m:e>
+                          <m:r>
+                            <m:t xml:space="preserve">q̇</m:t>
+                          </m:r>
+                        </m:e>
+                        <m:sub>
+                          <m:r>
+                            <m:t xml:space="preserve">k</m:t>
+                          </m:r>
+                        </m:sub>
+                      </m:sSub>
+                    </m:e>
+                  </m:d>
+                </m:e>
+                <m:sup>
+                  <m:r>
+                    <m:t xml:space="preserve">2</m:t>
+                  </m:r>
+                </m:sup>
+              </m:sSup>
+              <m:r>
+                <m:t xml:space="preserve">+</m:t>
+              </m:r>
+              <m:sSubSup>
+                <m:e>
+                  <m:r>
+                    <m:t xml:space="preserve">ω</m:t>
+                  </m:r>
+                </m:e>
+                <m:sub>
+                  <m:r>
+                    <m:t xml:space="preserve">k</m:t>
+                  </m:r>
+                </m:sub>
+                <m:sup>
+                  <m:r>
+                    <m:t xml:space="preserve">2</m:t>
+                  </m:r>
+                </m:sup>
+              </m:sSubSup>
+              <m:r>
+                <m:t xml:space="preserve"> </m:t>
+              </m:r>
+              <m:sSup>
+                <m:e>
+                  <m:d>
+                    <m:dPr>
+                      <m:begChr m:val="|"/>
+                      <m:endChr m:val="|"/>
+                    </m:dPr>
+                    <m:e>
+                      <m:sSub>
+                        <m:e>
+                          <m:r>
+                            <m:t xml:space="preserve">q</m:t>
+                          </m:r>
+                        </m:e>
+                        <m:sub>
+                          <m:r>
+                            <m:t xml:space="preserve">k</m:t>
+                          </m:r>
+                        </m:sub>
+                      </m:sSub>
+                    </m:e>
+                  </m:d>
+                </m:e>
+                <m:sup>
+                  <m:r>
+                    <m:t xml:space="preserve">2</m:t>
+                  </m:r>
+                </m:sup>
+              </m:sSup>
+            </m:e>
+          </m:d>
         </m:oMath>
       </m:oMathPara>
     </w:p>
@@ -1380,8 +2706,188 @@
       <m:oMathPara>
         <m:oMath>
           <m:r>
-            <m:t xml:space="preserve">φ(x, t) = Σ_k (1/√(2ω_k L)) [ a_k e^(−iω_k t + ikx) + a_k* e^(iω_k t − ikx) ]</m:t>
+            <m:t xml:space="preserve">φ</m:t>
           </m:r>
+          <m:d>
+            <m:dPr/>
+            <m:e>
+              <m:r>
+                <m:t xml:space="preserve">x</m:t>
+              </m:r>
+              <m:r>
+                <m:t xml:space="preserve">,</m:t>
+              </m:r>
+              <m:r>
+                <m:t xml:space="preserve">t</m:t>
+              </m:r>
+            </m:e>
+          </m:d>
+          <m:r>
+            <m:t xml:space="preserve">=</m:t>
+          </m:r>
+          <m:sSub>
+            <m:e>
+              <m:r>
+                <m:t xml:space="preserve">Σ</m:t>
+              </m:r>
+            </m:e>
+            <m:sub>
+              <m:r>
+                <m:t xml:space="preserve">k</m:t>
+              </m:r>
+            </m:sub>
+          </m:sSub>
+          <m:r>
+            <m:t xml:space="preserve"> </m:t>
+          </m:r>
+          <m:f>
+            <m:num>
+              <m:r>
+                <m:t xml:space="preserve">1</m:t>
+              </m:r>
+            </m:num>
+            <m:den>
+              <m:r>
+                <m:t xml:space="preserve">√</m:t>
+              </m:r>
+              <m:d>
+                <m:dPr/>
+                <m:e>
+                  <m:sSub>
+                    <m:e>
+                      <m:r>
+                        <m:t xml:space="preserve">2ω</m:t>
+                      </m:r>
+                    </m:e>
+                    <m:sub>
+                      <m:r>
+                        <m:t xml:space="preserve">k</m:t>
+                      </m:r>
+                    </m:sub>
+                  </m:sSub>
+                  <m:r>
+                    <m:t xml:space="preserve"> </m:t>
+                  </m:r>
+                  <m:r>
+                    <m:t xml:space="preserve">L</m:t>
+                  </m:r>
+                </m:e>
+              </m:d>
+            </m:den>
+          </m:f>
+          <m:r>
+            <m:t xml:space="preserve"> </m:t>
+          </m:r>
+          <m:d>
+            <m:dPr>
+              <m:begChr m:val="["/>
+              <m:endChr m:val="]"/>
+            </m:dPr>
+            <m:e>
+              <m:sSub>
+                <m:e>
+                  <m:r>
+                    <m:t xml:space="preserve">a</m:t>
+                  </m:r>
+                </m:e>
+                <m:sub>
+                  <m:r>
+                    <m:t xml:space="preserve">k</m:t>
+                  </m:r>
+                </m:sub>
+              </m:sSub>
+              <m:r>
+                <m:t xml:space="preserve"> </m:t>
+              </m:r>
+              <m:sSup>
+                <m:e>
+                  <m:r>
+                    <m:t xml:space="preserve">e</m:t>
+                  </m:r>
+                </m:e>
+                <m:sup>
+                  <m:r>
+                    <m:t xml:space="preserve">−</m:t>
+                  </m:r>
+                  <m:sSub>
+                    <m:e>
+                      <m:r>
+                        <m:t xml:space="preserve">iω</m:t>
+                      </m:r>
+                    </m:e>
+                    <m:sub>
+                      <m:r>
+                        <m:t xml:space="preserve">k</m:t>
+                      </m:r>
+                    </m:sub>
+                  </m:sSub>
+                  <m:r>
+                    <m:t xml:space="preserve"> </m:t>
+                  </m:r>
+                  <m:r>
+                    <m:t xml:space="preserve">t</m:t>
+                  </m:r>
+                  <m:r>
+                    <m:t xml:space="preserve">+</m:t>
+                  </m:r>
+                  <m:r>
+                    <m:t xml:space="preserve">ikx</m:t>
+                  </m:r>
+                </m:sup>
+              </m:sSup>
+              <m:r>
+                <m:t xml:space="preserve">+</m:t>
+              </m:r>
+              <m:sSub>
+                <m:e>
+                  <m:r>
+                    <m:t xml:space="preserve">a</m:t>
+                  </m:r>
+                </m:e>
+                <m:sub>
+                  <m:r>
+                    <m:t xml:space="preserve">k*</m:t>
+                  </m:r>
+                </m:sub>
+              </m:sSub>
+              <m:r>
+                <m:t xml:space="preserve"> </m:t>
+              </m:r>
+              <m:sSup>
+                <m:e>
+                  <m:r>
+                    <m:t xml:space="preserve">e</m:t>
+                  </m:r>
+                </m:e>
+                <m:sup>
+                  <m:sSub>
+                    <m:e>
+                      <m:r>
+                        <m:t xml:space="preserve">iω</m:t>
+                      </m:r>
+                    </m:e>
+                    <m:sub>
+                      <m:r>
+                        <m:t xml:space="preserve">k</m:t>
+                      </m:r>
+                    </m:sub>
+                  </m:sSub>
+                  <m:r>
+                    <m:t xml:space="preserve"> </m:t>
+                  </m:r>
+                  <m:r>
+                    <m:t xml:space="preserve">t</m:t>
+                  </m:r>
+                  <m:r>
+                    <m:t xml:space="preserve">−</m:t>
+                  </m:r>
+                  <m:r>
+                    <m:t xml:space="preserve">ikx</m:t>
+                  </m:r>
+                </m:sup>
+              </m:sSup>
+            </m:e>
+          </m:d>
         </m:oMath>
       </m:oMathPara>
     </w:p>
@@ -1398,8 +2904,70 @@
       <m:oMathPara>
         <m:oMath>
           <m:r>
-            <m:t xml:space="preserve">H = Σ_k ω_k |a_k|²</m:t>
+            <m:t xml:space="preserve">H</m:t>
           </m:r>
+          <m:r>
+            <m:t xml:space="preserve">=</m:t>
+          </m:r>
+          <m:sSub>
+            <m:e>
+              <m:r>
+                <m:t xml:space="preserve">Σ</m:t>
+              </m:r>
+            </m:e>
+            <m:sub>
+              <m:r>
+                <m:t xml:space="preserve">k</m:t>
+              </m:r>
+            </m:sub>
+          </m:sSub>
+          <m:r>
+            <m:t xml:space="preserve"> </m:t>
+          </m:r>
+          <m:sSub>
+            <m:e>
+              <m:r>
+                <m:t xml:space="preserve">ω</m:t>
+              </m:r>
+            </m:e>
+            <m:sub>
+              <m:r>
+                <m:t xml:space="preserve">k</m:t>
+              </m:r>
+            </m:sub>
+          </m:sSub>
+          <m:r>
+            <m:t xml:space="preserve"> </m:t>
+          </m:r>
+          <m:sSup>
+            <m:e>
+              <m:d>
+                <m:dPr>
+                  <m:begChr m:val="|"/>
+                  <m:endChr m:val="|"/>
+                </m:dPr>
+                <m:e>
+                  <m:sSub>
+                    <m:e>
+                      <m:r>
+                        <m:t xml:space="preserve">a</m:t>
+                      </m:r>
+                    </m:e>
+                    <m:sub>
+                      <m:r>
+                        <m:t xml:space="preserve">k</m:t>
+                      </m:r>
+                    </m:sub>
+                  </m:sSub>
+                </m:e>
+              </m:d>
+            </m:e>
+            <m:sup>
+              <m:r>
+                <m:t xml:space="preserve">2</m:t>
+              </m:r>
+            </m:sup>
+          </m:sSup>
         </m:oMath>
       </m:oMathPara>
     </w:p>
@@ -1449,9 +3017,73 @@
       </w:pPr>
       <m:oMathPara>
         <m:oMath>
+          <m:sSub>
+            <m:e>
+              <m:r>
+                <m:t xml:space="preserve">Σ</m:t>
+              </m:r>
+            </m:e>
+            <m:sub>
+              <m:r>
+                <m:t xml:space="preserve">k</m:t>
+              </m:r>
+            </m:sub>
+          </m:sSub>
           <m:r>
-            <m:t xml:space="preserve">Σ_k f(k) → (L/2π) ∫ dk f(k)</m:t>
+            <m:t xml:space="preserve"> </m:t>
           </m:r>
+          <m:r>
+            <m:t xml:space="preserve">f</m:t>
+          </m:r>
+          <m:d>
+            <m:dPr/>
+            <m:e>
+              <m:r>
+                <m:t xml:space="preserve">k</m:t>
+              </m:r>
+            </m:e>
+          </m:d>
+          <m:r>
+            <m:t xml:space="preserve">→</m:t>
+          </m:r>
+          <m:f>
+            <m:num>
+              <m:r>
+                <m:t xml:space="preserve">L</m:t>
+              </m:r>
+            </m:num>
+            <m:den>
+              <m:r>
+                <m:t xml:space="preserve">2π</m:t>
+              </m:r>
+            </m:den>
+          </m:f>
+          <m:r>
+            <m:t xml:space="preserve"> </m:t>
+          </m:r>
+          <m:r>
+            <m:t xml:space="preserve">∫</m:t>
+          </m:r>
+          <m:r>
+            <m:t xml:space="preserve"> </m:t>
+          </m:r>
+          <m:r>
+            <m:t xml:space="preserve">dk</m:t>
+          </m:r>
+          <m:r>
+            <m:t xml:space="preserve"> </m:t>
+          </m:r>
+          <m:r>
+            <m:t xml:space="preserve">f</m:t>
+          </m:r>
+          <m:d>
+            <m:dPr/>
+            <m:e>
+              <m:r>
+                <m:t xml:space="preserve">k</m:t>
+              </m:r>
+            </m:e>
+          </m:d>
         </m:oMath>
       </m:oMathPara>
     </w:p>
@@ -1467,9 +3099,71 @@
       </w:pPr>
       <m:oMathPara>
         <m:oMath>
+          <m:sSub>
+            <m:e>
+              <m:r>
+                <m:t xml:space="preserve">Σ</m:t>
+              </m:r>
+            </m:e>
+            <m:sub>
+              <m:r>
+                <m:t xml:space="preserve">k</m:t>
+              </m:r>
+            </m:sub>
+          </m:sSub>
           <m:r>
-            <m:t xml:space="preserve">Σ_k → V ∫ d³k/(2π)³</m:t>
+            <m:t xml:space="preserve">→</m:t>
           </m:r>
+          <m:r>
+            <m:t xml:space="preserve">V</m:t>
+          </m:r>
+          <m:r>
+            <m:t xml:space="preserve"> </m:t>
+          </m:r>
+          <m:r>
+            <m:t xml:space="preserve">∫</m:t>
+          </m:r>
+          <m:r>
+            <m:t xml:space="preserve"> </m:t>
+          </m:r>
+          <m:f>
+            <m:num>
+              <m:sSup>
+                <m:e>
+                  <m:r>
+                    <m:t xml:space="preserve">d</m:t>
+                  </m:r>
+                </m:e>
+                <m:sup>
+                  <m:r>
+                    <m:t xml:space="preserve">3</m:t>
+                  </m:r>
+                </m:sup>
+              </m:sSup>
+              <m:r>
+                <m:t xml:space="preserve">k</m:t>
+              </m:r>
+            </m:num>
+            <m:den>
+              <m:sSup>
+                <m:e>
+                  <m:d>
+                    <m:dPr/>
+                    <m:e>
+                      <m:r>
+                        <m:t xml:space="preserve">2π</m:t>
+                      </m:r>
+                    </m:e>
+                  </m:d>
+                </m:e>
+                <m:sup>
+                  <m:r>
+                    <m:t xml:space="preserve">3</m:t>
+                  </m:r>
+                </m:sup>
+              </m:sSup>
+            </m:den>
+          </m:f>
         </m:oMath>
       </m:oMathPara>
     </w:p>
@@ -1532,9 +3226,69 @@
       </w:pPr>
       <m:oMathPara>
         <m:oMath>
+          <m:sSup>
+            <m:e>
+              <m:r>
+                <m:t xml:space="preserve">A′</m:t>
+              </m:r>
+            </m:e>
+            <m:sup>
+              <m:r>
+                <m:t xml:space="preserve">μ</m:t>
+              </m:r>
+            </m:sup>
+          </m:sSup>
+          <m:d>
+            <m:dPr/>
+            <m:e>
+              <m:r>
+                <m:t xml:space="preserve">x′</m:t>
+              </m:r>
+            </m:e>
+          </m:d>
           <m:r>
-            <m:t xml:space="preserve">A′^μ(x′) = Λ^μ_ν A^ν(x)</m:t>
+            <m:t xml:space="preserve">=</m:t>
           </m:r>
+          <m:sSubSup>
+            <m:e>
+              <m:r>
+                <m:t xml:space="preserve">Λ</m:t>
+              </m:r>
+            </m:e>
+            <m:sub>
+              <m:r>
+                <m:t xml:space="preserve">ν</m:t>
+              </m:r>
+            </m:sub>
+            <m:sup>
+              <m:r>
+                <m:t xml:space="preserve">μ</m:t>
+              </m:r>
+            </m:sup>
+          </m:sSubSup>
+          <m:r>
+            <m:t xml:space="preserve"> </m:t>
+          </m:r>
+          <m:sSup>
+            <m:e>
+              <m:r>
+                <m:t xml:space="preserve">A</m:t>
+              </m:r>
+            </m:e>
+            <m:sup>
+              <m:r>
+                <m:t xml:space="preserve">ν</m:t>
+              </m:r>
+            </m:sup>
+          </m:sSup>
+          <m:d>
+            <m:dPr/>
+            <m:e>
+              <m:r>
+                <m:t xml:space="preserve">x</m:t>
+              </m:r>
+            </m:e>
+          </m:d>
         </m:oMath>
       </m:oMathPara>
     </w:p>
@@ -1564,8 +3318,44 @@
       <m:oMathPara>
         <m:oMath>
           <m:r>
-            <m:t xml:space="preserve">ψ′(x′) = S(Λ) ψ(x)</m:t>
+            <m:t xml:space="preserve">ψ′</m:t>
           </m:r>
+          <m:d>
+            <m:dPr/>
+            <m:e>
+              <m:r>
+                <m:t xml:space="preserve">x′</m:t>
+              </m:r>
+            </m:e>
+          </m:d>
+          <m:r>
+            <m:t xml:space="preserve">=</m:t>
+          </m:r>
+          <m:r>
+            <m:t xml:space="preserve">S</m:t>
+          </m:r>
+          <m:d>
+            <m:dPr/>
+            <m:e>
+              <m:r>
+                <m:t xml:space="preserve">Λ</m:t>
+              </m:r>
+            </m:e>
+          </m:d>
+          <m:r>
+            <m:t xml:space="preserve"> </m:t>
+          </m:r>
+          <m:r>
+            <m:t xml:space="preserve">ψ</m:t>
+          </m:r>
+          <m:d>
+            <m:dPr/>
+            <m:e>
+              <m:r>
+                <m:t xml:space="preserve">x</m:t>
+              </m:r>
+            </m:e>
+          </m:d>
         </m:oMath>
       </m:oMathPara>
     </w:p>
